--- a/VCF-Offline-Depot-Deployment-Guide.docx
+++ b/VCF-Offline-Depot-Deployment-Guide.docx
@@ -27,7 +27,7 @@
         <w:t>Release baseline:</w:t>
       </w:r>
       <w:r>
-        <w:t xml:space="preserve"> Appliance 1.0.0 - distribution build 2026-09-05.2</w:t>
+        <w:t xml:space="preserve"> Appliance 1.1.0 - distribution build 2026-09-07.1</w:t>
       </w:r>
     </w:p>
     <w:p>
@@ -39,7 +39,7 @@
         <w:t>Documentation revision:</w:t>
       </w:r>
       <w:r>
-        <w:t xml:space="preserve"> 1.8 — 5 September 2026</w:t>
+        <w:t xml:space="preserve"> 1.9 — 7 September 2026</w:t>
       </w:r>
     </w:p>
     <w:p>
@@ -51,7 +51,7 @@
         <w:t>Release status:</w:t>
       </w:r>
       <w:r>
-        <w:t xml:space="preserve"> The previously agreed VCF Installer-only 1.0 GA acceptance work and R01 remain complete. This rebuilt OVA is ready for manual replacement deployment testing; fresh deployment and VCF Installer acceptance of this exact image are pending. SDDC Manager and Fleet Manager qualification (T04) remains deferred.</w:t>
+        <w:t xml:space="preserve"> Version 1.1.0 maintenance release. Consult the signed release record for validation of this exact OVA. VCF Installer remains the supported integration scope; SDDC Manager and Fleet Manager qualification remains deferred.</w:t>
       </w:r>
     </w:p>
     <w:p>
@@ -83,12 +83,112 @@
         <w:pStyle w:val="Heading1"/>
       </w:pPr>
       <w:r>
-        <w:t>Navigation in this build</w:t>
+        <w:t>Bootable ESX installer media</w:t>
       </w:r>
     </w:p>
     <w:p>
       <w:r>
-        <w:t xml:space="preserve">During initial setup, open </w:t>
+        <w:t xml:space="preserve">Choose </w:t>
+      </w:r>
+      <w:r>
+        <w:rPr>
+          <w:b/>
+        </w:rPr>
+        <w:t>Install, including ESXi media</w:t>
+      </w:r>
+      <w:r>
+        <w:t xml:space="preserve"> when downloading installation binaries. After the main VCF download, the appliance reads the release bill of materials and product catalog, then makes a separate VCF Download Tool request for the matching x86-64 bootable ESX ISO bundle ID. This includes installer media cataloged as PATCH instead of INSTALL. No separate manual ISO upload is required for an available entitled catalog entry.</w:t>
+      </w:r>
+    </w:p>
+    <w:p>
+      <w:r>
+        <w:t xml:space="preserve">The job requires the expected ISO filename, size, and SHA-256 checksum before reporting success. For VCF 9.1.1, the catalog entry is </w:t>
+      </w:r>
+      <w:r>
+        <w:rPr>
+          <w:rFonts w:ascii="Consolas" w:hAnsi="Consolas"/>
+          <w:sz w:val="18"/>
+        </w:rPr>
+        <w:t>VMware-VMvisor-Installer-9.1.1.0.25714478.x86_64.iso</w:t>
+      </w:r>
+      <w:r>
+        <w:t xml:space="preserve">. A missing, ambiguous, or corrupt ISO fails the job instead of accepting a zero-result request. Correct the cause and retry the same release; the tool reuses existing content. Look under the ESX_HOST component in </w:t>
+      </w:r>
+      <w:r>
+        <w:rPr>
+          <w:b/>
+        </w:rPr>
+        <w:t>Depot Files</w:t>
+      </w:r>
+      <w:r>
+        <w:t>. A fresh activation code is required for each new job and is removed after use.</w:t>
+      </w:r>
+    </w:p>
+    <w:p>
+      <w:pPr>
+        <w:pStyle w:val="Heading1"/>
+      </w:pPr>
+      <w:r>
+        <w:t>Navigation in this build</w:t>
+      </w:r>
+    </w:p>
+    <w:p>
+      <w:r>
+        <w:t xml:space="preserve">The header provides </w:t>
+      </w:r>
+      <w:r>
+        <w:rPr>
+          <w:b/>
+        </w:rPr>
+        <w:t>Authorize &amp; Download</w:t>
+      </w:r>
+      <w:r>
+        <w:t xml:space="preserve">, </w:t>
+      </w:r>
+      <w:r>
+        <w:rPr>
+          <w:b/>
+        </w:rPr>
+        <w:t>VCF Connections</w:t>
+      </w:r>
+      <w:r>
+        <w:t xml:space="preserve">, </w:t>
+      </w:r>
+      <w:r>
+        <w:rPr>
+          <w:b/>
+        </w:rPr>
+        <w:t>Depot Files</w:t>
+      </w:r>
+      <w:r>
+        <w:t xml:space="preserve">, </w:t>
+      </w:r>
+      <w:r>
+        <w:rPr>
+          <w:b/>
+        </w:rPr>
+        <w:t>Depot Management</w:t>
+      </w:r>
+      <w:r>
+        <w:t xml:space="preserve">, </w:t>
+      </w:r>
+      <w:r>
+        <w:rPr>
+          <w:b/>
+        </w:rPr>
+        <w:t>Connection Logs</w:t>
+      </w:r>
+      <w:r>
+        <w:t xml:space="preserve">, and </w:t>
+      </w:r>
+      <w:r>
+        <w:rPr>
+          <w:b/>
+        </w:rPr>
+        <w:t>Appliance Status</w:t>
+      </w:r>
+      <w:r>
+        <w:t xml:space="preserve">. During initial setup, </w:t>
       </w:r>
       <w:r>
         <w:rPr>
@@ -97,71 +197,67 @@
         <w:t>Prepare Depot</w:t>
       </w:r>
       <w:r>
-        <w:t xml:space="preserve"> and use its sidebar for Download Tool, Authorize &amp; Download Binaries, Depot Accounts, HTTPS Certificate, and VCF Connections. Complete tool installation, depot accounts, and certificate activation before finishing the endpoint connection.</w:t>
+        <w:t xml:space="preserve"> provides the guided steps for the Download Tool, authorization, Depot Accounts, HTTPS Certificate, and VCF Connections. After a saved endpoint becomes Connected, the setup workflow is hidden.</w:t>
       </w:r>
     </w:p>
     <w:p>
-      <w:r>
-        <w:t xml:space="preserve">Once a saved connection reports </w:t>
-      </w:r>
+      <w:r/>
       <w:r>
         <w:rPr>
           <w:b/>
         </w:rPr>
-        <w:t>Connected</w:t>
-      </w:r>
-      <w:r>
-        <w:t xml:space="preserve">, Prepare Depot and its setup sidebar are hidden. The main navigation then shows </w:t>
+        <w:t>Depot Management</w:t>
+      </w:r>
+      <w:r>
+        <w:t xml:space="preserve"> remains available before and after setup. Its three cards open Download Tool, Depot Accounts, and HTTPS Certificate. Use </w:t>
       </w:r>
       <w:r>
         <w:rPr>
           <w:b/>
         </w:rPr>
-        <w:t>Authorize &amp; Download</w:t>
-      </w:r>
-      <w:r>
-        <w:t xml:space="preserve">, </w:t>
+        <w:t>Back to Depot Management</w:t>
+      </w:r>
+      <w:r>
+        <w:t xml:space="preserve"> to return. Maintenance does not require disconnecting or deleting a working endpoint. After rotating depot credentials or renewing the certificate, review affected clients in </w:t>
       </w:r>
       <w:r>
         <w:rPr>
           <w:b/>
         </w:rPr>
-        <w:t>Endpoint Connections</w:t>
-      </w:r>
-      <w:r>
-        <w:t xml:space="preserve">, </w:t>
-      </w:r>
+        <w:t>VCF Connections</w:t>
+      </w:r>
+      <w:r>
+        <w:t xml:space="preserve"> and verify authenticated retrieval.</w:t>
+      </w:r>
+    </w:p>
+    <w:p>
+      <w:r/>
       <w:r>
         <w:rPr>
           <w:b/>
         </w:rPr>
-        <w:t>Offline Depot</w:t>
-      </w:r>
-      <w:r>
-        <w:t xml:space="preserve">, </w:t>
+        <w:t>Depot Files</w:t>
+      </w:r>
+      <w:r>
+        <w:t xml:space="preserve"> opens the </w:t>
       </w:r>
       <w:r>
         <w:rPr>
           <w:b/>
         </w:rPr>
-        <w:t>Connection Logs</w:t>
-      </w:r>
-      <w:r>
-        <w:t xml:space="preserve">, and </w:t>
+        <w:t>Depot File Management</w:t>
+      </w:r>
+      <w:r>
+        <w:t xml:space="preserve"> page for browsing, uploading, and managing release files. </w:t>
       </w:r>
       <w:r>
         <w:rPr>
           <w:b/>
         </w:rPr>
-        <w:t>Health Status</w:t>
-      </w:r>
-      <w:r>
-        <w:t>. A completed setup opens Health Status. Direct links to setup-only pages can return to Health Status; this build does not expose a separate post-setup maintenance entry for those pages. Do not remove a working connection record merely to reveal setup controls.</w:t>
-      </w:r>
-    </w:p>
-    <w:p>
-      <w:r>
-        <w:t xml:space="preserve">Use the administrator account menu for </w:t>
+        <w:t>Appliance Status</w:t>
+      </w:r>
+      <w:r>
+        <w:t xml:space="preserve"> reports health and effective settings. The administrator menu contains </w:t>
       </w:r>
       <w:r>
         <w:rPr>
@@ -188,7 +284,7 @@
         <w:t>Admin user management</w:t>
       </w:r>
       <w:r>
-        <w:t>. Health Status displays effective settings and service health; Appliance management changes settings. In the compact management layout, Identity and Timezone sit side by side above Management network and DNS and time; cards stack on smaller screens. Management network, Upload and verify a release, and Create administrator use normal card borders without the former blue top accent.</w:t>
+        <w:t>; these pages leave the primary header links unhighlighted.</w:t>
       </w:r>
     </w:p>
     <w:p>
@@ -210,7 +306,7 @@
         <w:t>VCF Installer</w:t>
       </w:r>
       <w:r>
-        <w:t xml:space="preserve">; acceptance of this rebuilt OVA remains pending as stated above. The qualified workflow covers certificate trust, SSH access through the </w:t>
+        <w:t xml:space="preserve">. See the signed release record for the checks performed on this build. The qualified workflow covers certificate trust, SSH access through the </w:t>
       </w:r>
       <w:r>
         <w:rPr>
@@ -260,7 +356,7 @@
           <w:rFonts w:ascii="Consolas" w:hAnsi="Consolas"/>
           <w:sz w:val="18"/>
         </w:rPr>
-        <w:t>VCF-Offline-Depot-1.0.0.ova</w:t>
+        <w:t>VCF-Offline-Depot-1.1.0.ova</w:t>
       </w:r>
       <w:r>
         <w:t>, its SHA-256 checksum, signature, release record, and release notes from the approved release location.</w:t>
@@ -341,25 +437,25 @@
     </w:p>
     <w:p>
       <w:r>
-        <w:t xml:space="preserve">Record build </w:t>
+        <w:t xml:space="preserve">Record appliance version </w:t>
       </w:r>
       <w:r>
         <w:rPr>
           <w:b/>
         </w:rPr>
-        <w:t>2026-09-05.2</w:t>
-      </w:r>
-      <w:r>
-        <w:t xml:space="preserve"> and the supplied OVA SHA-256; the appliance version remains </w:t>
+        <w:t>1.1.0</w:t>
+      </w:r>
+      <w:r>
+        <w:t xml:space="preserve">, build </w:t>
       </w:r>
       <w:r>
         <w:rPr>
           <w:b/>
         </w:rPr>
-        <w:t>1.0.0</w:t>
-      </w:r>
-      <w:r>
-        <w:t>, so the version label alone does not identify this rebuild.</w:t>
+        <w:t>2026-09-07.1</w:t>
+      </w:r>
+      <w:r>
+        <w:t>, and the supplied OVA SHA-256 in the deployment record.</w:t>
       </w:r>
     </w:p>
     <w:p>
@@ -1999,7 +2095,7 @@
         <w:rPr>
           <w:b/>
         </w:rPr>
-        <w:t>Health Status</w:t>
+        <w:t>Appliance Status</w:t>
       </w:r>
       <w:r>
         <w:t xml:space="preserve"> to check route, DNS, NTP, synchronization, and services.</w:t>
@@ -2185,7 +2281,7 @@
         </w:numPr>
       </w:pPr>
       <w:r>
-        <w:t>Broadcom entitlement, access token or supported authorization credential, and activation code.</w:t>
+        <w:t>Broadcom entitlement and a current activation code for this Software Depot ID.</w:t>
       </w:r>
     </w:p>
     <w:p>
@@ -2367,7 +2463,7 @@
         <w:rPr>
           <w:b/>
         </w:rPr>
-        <w:t>Health Status</w:t>
+        <w:t>Appliance Status</w:t>
       </w:r>
       <w:r>
         <w:t xml:space="preserve">, select </w:t>
@@ -2628,30 +2724,6 @@
       </w:r>
     </w:p>
     <w:p>
-      <w:r/>
-      <w:r>
-        <w:rPr>
-          <w:b/>
-        </w:rPr>
-        <w:t>Why:</w:t>
-      </w:r>
-      <w:r>
-        <w:t xml:space="preserve"> Authorization proves that the organization is entitled to retrieve protected VCF software from the vendor depot.</w:t>
-      </w:r>
-    </w:p>
-    <w:p>
-      <w:r/>
-      <w:r>
-        <w:rPr>
-          <w:b/>
-        </w:rPr>
-        <w:t>You need:</w:t>
-      </w:r>
-      <w:r>
-        <w:t xml:space="preserve"> An approved short-lived access token or supported vendor credential, plus the Broadcom activation code when required.</w:t>
-      </w:r>
-    </w:p>
-    <w:p>
       <w:pPr>
         <w:pStyle w:val="Procedure"/>
         <w:numPr>
@@ -2666,19 +2738,10 @@
         <w:rPr>
           <w:b/>
         </w:rPr>
-        <w:t>Authorize &amp; Download Binaries</w:t>
-      </w:r>
-      <w:r>
-        <w:t xml:space="preserve"> under Prepare Depot, or </w:t>
-      </w:r>
-      <w:r>
-        <w:rPr>
-          <w:b/>
-        </w:rPr>
         <w:t>Authorize &amp; Download</w:t>
       </w:r>
       <w:r>
-        <w:t xml:space="preserve"> after setup.</w:t>
+        <w:t xml:space="preserve"> (or the authorization step in Prepare Depot during initial setup).</w:t>
       </w:r>
     </w:p>
     <w:p>
@@ -2690,7 +2753,16 @@
         </w:numPr>
       </w:pPr>
       <w:r>
-        <w:t>Confirm the expected VCF Download Tool version is active.</w:t>
+        <w:t xml:space="preserve">Select </w:t>
+      </w:r>
+      <w:r>
+        <w:rPr>
+          <w:b/>
+        </w:rPr>
+        <w:t>Get Software Depot ID</w:t>
+      </w:r>
+      <w:r>
+        <w:t xml:space="preserve"> and copy the identifier.</w:t>
       </w:r>
     </w:p>
     <w:p>
@@ -2702,7 +2774,7 @@
         </w:numPr>
       </w:pPr>
       <w:r>
-        <w:t>Expand the authorization section.</w:t>
+        <w:t>Register that identifier through Broadcom and obtain an entitled activation code.</w:t>
       </w:r>
     </w:p>
     <w:p>
@@ -2714,7 +2786,44 @@
         </w:numPr>
       </w:pPr>
       <w:r>
-        <w:t>Enter the short-lived access token or complete the supported credential exchange.</w:t>
+        <w:t>Enter the activation code in the protected download field when starting the selected release download.</w:t>
+      </w:r>
+    </w:p>
+    <w:p>
+      <w:r>
+        <w:t>The ACTIVATED badge records a previous successful download. It does not replace the current activation code required for each new job. The appliance does not retain the activation code after the job.</w:t>
+      </w:r>
+    </w:p>
+    <w:p>
+      <w:pPr>
+        <w:pStyle w:val="Heading1"/>
+      </w:pPr>
+      <w:r>
+        <w:t>3. Download binaries</w:t>
+      </w:r>
+    </w:p>
+    <w:p>
+      <w:r/>
+      <w:r>
+        <w:rPr>
+          <w:b/>
+        </w:rPr>
+        <w:t>Why:</w:t>
+      </w:r>
+      <w:r>
+        <w:t xml:space="preserve"> This populates the offline depot with the metadata and binary files required by the selected VCF release.</w:t>
+      </w:r>
+    </w:p>
+    <w:p>
+      <w:r/>
+      <w:r>
+        <w:rPr>
+          <w:b/>
+        </w:rPr>
+        <w:t>You need:</w:t>
+      </w:r>
+      <w:r>
+        <w:t xml:space="preserve"> Successful authorization, the intended VCF release and download type, and sufficient data-disk and datastore capacity.</w:t>
       </w:r>
     </w:p>
     <w:p>
@@ -2726,7 +2835,7 @@
         </w:numPr>
       </w:pPr>
       <w:r>
-        <w:t>Retrieve the Software Depot ID when the workflow requires it.</w:t>
+        <w:t>Remain on the authorization and download page.</w:t>
       </w:r>
     </w:p>
     <w:p>
@@ -2738,7 +2847,7 @@
         </w:numPr>
       </w:pPr>
       <w:r>
-        <w:t>Compare the displayed Depot ID with the intended account or entitlement.</w:t>
+        <w:t>Confirm the authorization status is valid.</w:t>
       </w:r>
     </w:p>
     <w:p>
@@ -2750,7 +2859,7 @@
         </w:numPr>
       </w:pPr>
       <w:r>
-        <w:t>Enter the Broadcom activation code in the protected field.</w:t>
+        <w:t>Select the intended VCF release; this build includes VCF 9.1.1 in the release choices. Confirm your entitlement and required content before downloading.</w:t>
       </w:r>
     </w:p>
     <w:p>
@@ -2762,7 +2871,7 @@
         </w:numPr>
       </w:pPr>
       <w:r>
-        <w:t>Select the authorization action.</w:t>
+        <w:t>Select the required download type or product selection.</w:t>
       </w:r>
     </w:p>
     <w:p>
@@ -2774,7 +2883,7 @@
         </w:numPr>
       </w:pPr>
       <w:r>
-        <w:t>Wait for the local authorization result.</w:t>
+        <w:t>Review the selection and available storage.</w:t>
       </w:r>
     </w:p>
     <w:p>
@@ -2786,72 +2895,16 @@
         </w:numPr>
       </w:pPr>
       <w:r>
-        <w:t xml:space="preserve">Confirm the green </w:t>
+        <w:t xml:space="preserve">Select </w:t>
       </w:r>
       <w:r>
         <w:rPr>
           <w:b/>
         </w:rPr>
-        <w:t>ACTIVATED</w:t>
-      </w:r>
-      <w:r>
-        <w:t xml:space="preserve"> status is shown before starting the release download.</w:t>
-      </w:r>
-    </w:p>
-    <w:p>
-      <w:r/>
-      <w:r>
-        <w:rPr>
-          <w:b/>
-        </w:rPr>
-        <w:t>Success:</w:t>
-      </w:r>
-      <w:r>
-        <w:t xml:space="preserve"> Authorization completes and the release-selection controls become available without an entitlement or token error.</w:t>
-      </w:r>
-    </w:p>
-    <w:p>
-      <w:r/>
-      <w:r>
-        <w:rPr>
-          <w:b/>
-        </w:rPr>
-        <w:t>If it fails:</w:t>
-      </w:r>
-      <w:r>
-        <w:t xml:space="preserve"> Confirm the clock is synchronized, the appliance can resolve and reach the vendor endpoints, and the token or activation code is current. Do not place credentials in screenshots or logs.</w:t>
-      </w:r>
-    </w:p>
-    <w:p>
-      <w:pPr>
-        <w:pStyle w:val="Heading1"/>
-      </w:pPr>
-      <w:r>
-        <w:t>3. Download binaries</w:t>
-      </w:r>
-    </w:p>
-    <w:p>
-      <w:r/>
-      <w:r>
-        <w:rPr>
-          <w:b/>
-        </w:rPr>
-        <w:t>Why:</w:t>
-      </w:r>
-      <w:r>
-        <w:t xml:space="preserve"> This populates the offline depot with the metadata and binary files required by the selected VCF release.</w:t>
-      </w:r>
-    </w:p>
-    <w:p>
-      <w:r/>
-      <w:r>
-        <w:rPr>
-          <w:b/>
-        </w:rPr>
-        <w:t>You need:</w:t>
-      </w:r>
-      <w:r>
-        <w:t xml:space="preserve"> Successful authorization, the intended VCF release and download type, and sufficient data-disk and datastore capacity.</w:t>
+        <w:t>Start release download</w:t>
+      </w:r>
+      <w:r>
+        <w:t>.</w:t>
       </w:r>
     </w:p>
     <w:p>
@@ -2863,7 +2916,16 @@
         </w:numPr>
       </w:pPr>
       <w:r>
-        <w:t>Remain on the authorization and download page.</w:t>
+        <w:t xml:space="preserve">Confirm the page moves to </w:t>
+      </w:r>
+      <w:r>
+        <w:rPr>
+          <w:b/>
+        </w:rPr>
+        <w:t>Download activity</w:t>
+      </w:r>
+      <w:r>
+        <w:t>.</w:t>
       </w:r>
     </w:p>
     <w:p>
@@ -2875,7 +2937,7 @@
         </w:numPr>
       </w:pPr>
       <w:r>
-        <w:t>Confirm the authorization status is valid.</w:t>
+        <w:t>Monitor current file, completed files, transferred size, rate, and errors.</w:t>
       </w:r>
     </w:p>
     <w:p>
@@ -2887,7 +2949,7 @@
         </w:numPr>
       </w:pPr>
       <w:r>
-        <w:t>Select the intended VCF release; this build includes VCF 9.1.1 in the release choices. Confirm your entitlement and required content before downloading.</w:t>
+        <w:t>Leave the job running until it reports completion.</w:t>
       </w:r>
     </w:p>
     <w:p>
@@ -2899,7 +2961,7 @@
         </w:numPr>
       </w:pPr>
       <w:r>
-        <w:t>Select the required download type or product selection.</w:t>
+        <w:t>If interrupted, correct the cause and retry the same job. Verified files should be retained.</w:t>
       </w:r>
     </w:p>
     <w:p>
@@ -2911,7 +2973,16 @@
         </w:numPr>
       </w:pPr>
       <w:r>
-        <w:t>Review the selection and available storage.</w:t>
+        <w:t xml:space="preserve">Open </w:t>
+      </w:r>
+      <w:r>
+        <w:rPr>
+          <w:b/>
+        </w:rPr>
+        <w:t>Depot Files</w:t>
+      </w:r>
+      <w:r>
+        <w:t>.</w:t>
       </w:r>
     </w:p>
     <w:p>
@@ -2929,10 +3000,10 @@
         <w:rPr>
           <w:b/>
         </w:rPr>
-        <w:t>Start release download</w:t>
-      </w:r>
-      <w:r>
-        <w:t>.</w:t>
+        <w:t>Refresh inventory</w:t>
+      </w:r>
+      <w:r>
+        <w:t xml:space="preserve"> once.</w:t>
       </w:r>
     </w:p>
     <w:p>
@@ -2944,16 +3015,16 @@
         </w:numPr>
       </w:pPr>
       <w:r>
-        <w:t xml:space="preserve">Confirm the page moves to </w:t>
+        <w:t xml:space="preserve">Wait for the green </w:t>
       </w:r>
       <w:r>
         <w:rPr>
           <w:b/>
         </w:rPr>
-        <w:t>Download activity</w:t>
-      </w:r>
-      <w:r>
-        <w:t>.</w:t>
+        <w:t>UPDATED</w:t>
+      </w:r>
+      <w:r>
+        <w:t xml:space="preserve"> badge containing the refresh date and time. File count, total size, incomplete count, and free space appear beside the badge. UPDATED confirms that inventory refreshed; it does not certify a complete release download or successful endpoint retrieval.</w:t>
       </w:r>
     </w:p>
     <w:p>
@@ -2965,7 +3036,63 @@
         </w:numPr>
       </w:pPr>
       <w:r>
-        <w:t>Monitor current file, completed files, transferred size, rate, and errors.</w:t>
+        <w:t>Confirm the expected release, file count, and size appear.</w:t>
+      </w:r>
+    </w:p>
+    <w:p>
+      <w:r/>
+      <w:r>
+        <w:rPr>
+          <w:b/>
+        </w:rPr>
+        <w:t>Success:</w:t>
+      </w:r>
+      <w:r>
+        <w:t xml:space="preserve"> The download completes, inventory recognizes the release, and a representative metadata file and binary object are present.</w:t>
+      </w:r>
+    </w:p>
+    <w:p>
+      <w:r/>
+      <w:r>
+        <w:rPr>
+          <w:b/>
+        </w:rPr>
+        <w:t>If it fails:</w:t>
+      </w:r>
+      <w:r>
+        <w:t xml:space="preserve"> Check entitlement, vendor connectivity, DNS, NTP, free space, and the displayed file-level error. Stop and investigate repeated checksum failures.</w:t>
+      </w:r>
+    </w:p>
+    <w:p>
+      <w:pPr>
+        <w:pStyle w:val="Heading1"/>
+      </w:pPr>
+      <w:r>
+        <w:t>4. Depot Account Creation</w:t>
+      </w:r>
+    </w:p>
+    <w:p>
+      <w:r/>
+      <w:r>
+        <w:rPr>
+          <w:b/>
+        </w:rPr>
+        <w:t>Why:</w:t>
+      </w:r>
+      <w:r>
+        <w:t xml:space="preserve"> VCF Installer needs a dedicated read-only credential to retrieve protected depot content over HTTPS.</w:t>
+      </w:r>
+    </w:p>
+    <w:p>
+      <w:r/>
+      <w:r>
+        <w:rPr>
+          <w:b/>
+        </w:rPr>
+        <w:t>You need:</w:t>
+      </w:r>
+      <w:r>
+        <w:t xml:space="preserve"> A unique username and strong password stored in the approved password manager.</w:t>
       </w:r>
     </w:p>
     <w:p>
@@ -2977,7 +3104,25 @@
         </w:numPr>
       </w:pPr>
       <w:r>
-        <w:t>Leave the job running until it reports completion.</w:t>
+        <w:t xml:space="preserve">Open </w:t>
+      </w:r>
+      <w:r>
+        <w:rPr>
+          <w:b/>
+        </w:rPr>
+        <w:t>Depot Management &gt; Depot Accounts</w:t>
+      </w:r>
+      <w:r>
+        <w:t xml:space="preserve"> (or </w:t>
+      </w:r>
+      <w:r>
+        <w:rPr>
+          <w:b/>
+        </w:rPr>
+        <w:t>Prepare Depot &gt; Depot Accounts</w:t>
+      </w:r>
+      <w:r>
+        <w:t xml:space="preserve"> during initial setup).</w:t>
       </w:r>
     </w:p>
     <w:p>
@@ -2989,7 +3134,7 @@
         </w:numPr>
       </w:pPr>
       <w:r>
-        <w:t>If interrupted, correct the cause and retry the same job. Verified files should be retained.</w:t>
+        <w:t>Locate the account-creation section.</w:t>
       </w:r>
     </w:p>
     <w:p>
@@ -3001,16 +3146,7 @@
         </w:numPr>
       </w:pPr>
       <w:r>
-        <w:t xml:space="preserve">Open </w:t>
-      </w:r>
-      <w:r>
-        <w:rPr>
-          <w:b/>
-        </w:rPr>
-        <w:t>Offline Depot</w:t>
-      </w:r>
-      <w:r>
-        <w:t>.</w:t>
+        <w:t>Enter the depot username.</w:t>
       </w:r>
     </w:p>
     <w:p>
@@ -3022,16 +3158,7 @@
         </w:numPr>
       </w:pPr>
       <w:r>
-        <w:t xml:space="preserve">Select </w:t>
-      </w:r>
-      <w:r>
-        <w:rPr>
-          <w:b/>
-        </w:rPr>
-        <w:t>Refresh inventory</w:t>
-      </w:r>
-      <w:r>
-        <w:t xml:space="preserve"> once.</w:t>
+        <w:t>Enter and confirm the password.</w:t>
       </w:r>
     </w:p>
     <w:p>
@@ -3043,16 +3170,16 @@
         </w:numPr>
       </w:pPr>
       <w:r>
-        <w:t xml:space="preserve">Wait for the green </w:t>
+        <w:t xml:space="preserve">Select the confirmation checkbox, then select </w:t>
       </w:r>
       <w:r>
         <w:rPr>
           <w:b/>
         </w:rPr>
-        <w:t>UPDATED</w:t>
-      </w:r>
-      <w:r>
-        <w:t xml:space="preserve"> badge containing the refresh date and time. File count, total size, incomplete count, and free space appear beside the badge. UPDATED confirms that inventory refreshed; it does not certify a complete release download or successful endpoint retrieval.</w:t>
+        <w:t>Save depot account</w:t>
+      </w:r>
+      <w:r>
+        <w:t>.</w:t>
       </w:r>
     </w:p>
     <w:p>
@@ -3064,63 +3191,7 @@
         </w:numPr>
       </w:pPr>
       <w:r>
-        <w:t>Confirm the expected release, file count, and size appear.</w:t>
-      </w:r>
-    </w:p>
-    <w:p>
-      <w:r/>
-      <w:r>
-        <w:rPr>
-          <w:b/>
-        </w:rPr>
-        <w:t>Success:</w:t>
-      </w:r>
-      <w:r>
-        <w:t xml:space="preserve"> The download completes, inventory recognizes the release, and a representative metadata file and binary object are present.</w:t>
-      </w:r>
-    </w:p>
-    <w:p>
-      <w:r/>
-      <w:r>
-        <w:rPr>
-          <w:b/>
-        </w:rPr>
-        <w:t>If it fails:</w:t>
-      </w:r>
-      <w:r>
-        <w:t xml:space="preserve"> Check entitlement, vendor connectivity, DNS, NTP, free space, and the displayed file-level error. Stop and investigate repeated checksum failures.</w:t>
-      </w:r>
-    </w:p>
-    <w:p>
-      <w:pPr>
-        <w:pStyle w:val="Heading1"/>
-      </w:pPr>
-      <w:r>
-        <w:t>4. Depot Account Creation</w:t>
-      </w:r>
-    </w:p>
-    <w:p>
-      <w:r/>
-      <w:r>
-        <w:rPr>
-          <w:b/>
-        </w:rPr>
-        <w:t>Why:</w:t>
-      </w:r>
-      <w:r>
-        <w:t xml:space="preserve"> VCF Installer needs a dedicated read-only credential to retrieve protected depot content over HTTPS.</w:t>
-      </w:r>
-    </w:p>
-    <w:p>
-      <w:r/>
-      <w:r>
-        <w:rPr>
-          <w:b/>
-        </w:rPr>
-        <w:t>You need:</w:t>
-      </w:r>
-      <w:r>
-        <w:t xml:space="preserve"> A unique username and strong password stored in the approved password manager.</w:t>
+        <w:t>Confirm the account appears in the current-account list.</w:t>
       </w:r>
     </w:p>
     <w:p>
@@ -3132,25 +3203,7 @@
         </w:numPr>
       </w:pPr>
       <w:r>
-        <w:t xml:space="preserve">During initial setup, open </w:t>
-      </w:r>
-      <w:r>
-        <w:rPr>
-          <w:b/>
-        </w:rPr>
-        <w:t>Prepare Depot</w:t>
-      </w:r>
-      <w:r>
-        <w:t xml:space="preserve">, then </w:t>
-      </w:r>
-      <w:r>
-        <w:rPr>
-          <w:b/>
-        </w:rPr>
-        <w:t>Depot Accounts</w:t>
-      </w:r>
-      <w:r>
-        <w:t>.</w:t>
+        <w:t>Store the credential in the approved password manager.</w:t>
       </w:r>
     </w:p>
     <w:p>
@@ -3162,7 +3215,17 @@
         </w:numPr>
       </w:pPr>
       <w:r>
-        <w:t>Locate the account-creation section.</w:t>
+        <w:t>Test a small metadata request with the new account.</w:t>
+      </w:r>
+    </w:p>
+    <w:p>
+      <w:pPr>
+        <w:pStyle w:val="CodeBlock"/>
+        <w:spacing w:before="100" w:after="160"/>
+        <w:shd w:fill="F2F2F2"/>
+      </w:pPr>
+      <w:r>
+        <w:t>curl --cacert depot-ca.pem -u depotuser https://depot.example/PROD/metadata/productVersionCatalog/v1/productVersionCatalog.json</w:t>
       </w:r>
     </w:p>
     <w:p>
@@ -3174,7 +3237,7 @@
         </w:numPr>
       </w:pPr>
       <w:r>
-        <w:t>Enter the depot username.</w:t>
+        <w:t>Confirm the authenticated request succeeds.</w:t>
       </w:r>
     </w:p>
     <w:p>
@@ -3186,8 +3249,77 @@
         </w:numPr>
       </w:pPr>
       <w:r>
-        <w:t>Enter and confirm the password.</w:t>
-      </w:r>
+        <w:t>Confirm the same request without credentials returns HTTP 401.</w:t>
+      </w:r>
+    </w:p>
+    <w:p>
+      <w:r/>
+      <w:r>
+        <w:rPr>
+          <w:b/>
+        </w:rPr>
+        <w:t>Success:</w:t>
+      </w:r>
+      <w:r>
+        <w:t xml:space="preserve"> The account retrieves protected content, while anonymous HTTPS access remains rejected.</w:t>
+      </w:r>
+    </w:p>
+    <w:p>
+      <w:r/>
+      <w:r>
+        <w:rPr>
+          <w:b/>
+        </w:rPr>
+        <w:t>If it fails:</w:t>
+      </w:r>
+      <w:r>
+        <w:t xml:space="preserve"> Re-enter the username and password, confirm the account exists, and verify the request uses the appliance's trusted HTTPS name.</w:t>
+      </w:r>
+    </w:p>
+    <w:p>
+      <w:pPr>
+        <w:pStyle w:val="Heading1"/>
+      </w:pPr>
+      <w:r>
+        <w:t>5. HTTPS Certificate generation and upload</w:t>
+      </w:r>
+    </w:p>
+    <w:p>
+      <w:r/>
+      <w:r>
+        <w:rPr>
+          <w:b/>
+        </w:rPr>
+        <w:t>Why:</w:t>
+      </w:r>
+      <w:r>
+        <w:t xml:space="preserve"> A certificate signed by the approved CA allows browsers and VCF Installer to verify the appliance's production HTTPS identity.</w:t>
+      </w:r>
+    </w:p>
+    <w:p>
+      <w:r/>
+      <w:r>
+        <w:rPr>
+          <w:b/>
+        </w:rPr>
+        <w:t>You need:</w:t>
+      </w:r>
+      <w:r>
+        <w:t xml:space="preserve"> Final appliance FQDN, every required DNS name or IP SAN, and access to the approved certificate authority.</w:t>
+      </w:r>
+    </w:p>
+    <w:p>
+      <w:pPr>
+        <w:keepNext/>
+      </w:pPr>
+      <w:r/>
+      <w:r>
+        <w:rPr>
+          <w:b/>
+        </w:rPr>
+        <w:t>Generate and submit the CSR</w:t>
+      </w:r>
+      <w:r/>
     </w:p>
     <w:p>
       <w:pPr>
@@ -3198,16 +3330,25 @@
         </w:numPr>
       </w:pPr>
       <w:r>
-        <w:t xml:space="preserve">Select the confirmation checkbox, then select </w:t>
+        <w:t xml:space="preserve">Open </w:t>
       </w:r>
       <w:r>
         <w:rPr>
           <w:b/>
         </w:rPr>
-        <w:t>Save depot account</w:t>
-      </w:r>
-      <w:r>
-        <w:t>.</w:t>
+        <w:t>Depot Management &gt; HTTPS Certificate</w:t>
+      </w:r>
+      <w:r>
+        <w:t xml:space="preserve"> (or </w:t>
+      </w:r>
+      <w:r>
+        <w:rPr>
+          <w:b/>
+        </w:rPr>
+        <w:t>Prepare Depot &gt; HTTPS Certificate</w:t>
+      </w:r>
+      <w:r>
+        <w:t xml:space="preserve"> during initial setup).</w:t>
       </w:r>
     </w:p>
     <w:p>
@@ -3219,7 +3360,7 @@
         </w:numPr>
       </w:pPr>
       <w:r>
-        <w:t>Confirm the account appears in the current-account list.</w:t>
+        <w:t>Enter the final FQDN as the common name.</w:t>
       </w:r>
     </w:p>
     <w:p>
@@ -3231,7 +3372,7 @@
         </w:numPr>
       </w:pPr>
       <w:r>
-        <w:t>Store the credential in the approved password manager.</w:t>
+        <w:t>Add every DNS name and IP address that clients will use.</w:t>
       </w:r>
     </w:p>
     <w:p>
@@ -3243,17 +3384,7 @@
         </w:numPr>
       </w:pPr>
       <w:r>
-        <w:t>Test a small metadata request with the new account.</w:t>
-      </w:r>
-    </w:p>
-    <w:p>
-      <w:pPr>
-        <w:pStyle w:val="CodeBlock"/>
-        <w:spacing w:before="100" w:after="160"/>
-        <w:shd w:fill="F2F2F2"/>
-      </w:pPr>
-      <w:r>
-        <w:t>curl --cacert depot-ca.pem -u depotuser https://depot.example/PROD/metadata/productVersionCatalog/v1/productVersionCatalog.json</w:t>
+        <w:t>Review the requested SAN list.</w:t>
       </w:r>
     </w:p>
     <w:p>
@@ -3265,7 +3396,16 @@
         </w:numPr>
       </w:pPr>
       <w:r>
-        <w:t>Confirm the authenticated request succeeds.</w:t>
+        <w:t xml:space="preserve">Select </w:t>
+      </w:r>
+      <w:r>
+        <w:rPr>
+          <w:b/>
+        </w:rPr>
+        <w:t>Generate CSR</w:t>
+      </w:r>
+      <w:r>
+        <w:t>.</w:t>
       </w:r>
     </w:p>
     <w:p>
@@ -3277,77 +3417,8 @@
         </w:numPr>
       </w:pPr>
       <w:r>
-        <w:t>Confirm the same request without credentials returns HTTP 401.</w:t>
-      </w:r>
-    </w:p>
-    <w:p>
-      <w:r/>
-      <w:r>
-        <w:rPr>
-          <w:b/>
-        </w:rPr>
-        <w:t>Success:</w:t>
-      </w:r>
-      <w:r>
-        <w:t xml:space="preserve"> The account retrieves protected content, while anonymous HTTPS access remains rejected.</w:t>
-      </w:r>
-    </w:p>
-    <w:p>
-      <w:r/>
-      <w:r>
-        <w:rPr>
-          <w:b/>
-        </w:rPr>
-        <w:t>If it fails:</w:t>
-      </w:r>
-      <w:r>
-        <w:t xml:space="preserve"> Re-enter the username and password, confirm the account exists, and verify the request uses the appliance's trusted HTTPS name.</w:t>
-      </w:r>
-    </w:p>
-    <w:p>
-      <w:pPr>
-        <w:pStyle w:val="Heading1"/>
-      </w:pPr>
-      <w:r>
-        <w:t>5. HTTPS Certificate generation and upload</w:t>
-      </w:r>
-    </w:p>
-    <w:p>
-      <w:r/>
-      <w:r>
-        <w:rPr>
-          <w:b/>
-        </w:rPr>
-        <w:t>Why:</w:t>
-      </w:r>
-      <w:r>
-        <w:t xml:space="preserve"> A certificate signed by the approved CA allows browsers and VCF Installer to verify the appliance's production HTTPS identity.</w:t>
-      </w:r>
-    </w:p>
-    <w:p>
-      <w:r/>
-      <w:r>
-        <w:rPr>
-          <w:b/>
-        </w:rPr>
-        <w:t>You need:</w:t>
-      </w:r>
-      <w:r>
-        <w:t xml:space="preserve"> Final appliance FQDN, every required DNS name or IP SAN, and access to the approved certificate authority.</w:t>
-      </w:r>
-    </w:p>
-    <w:p>
-      <w:pPr>
-        <w:keepNext/>
-      </w:pPr>
-      <w:r/>
-      <w:r>
-        <w:rPr>
-          <w:b/>
-        </w:rPr>
-        <w:t>Generate and submit the CSR</w:t>
-      </w:r>
-      <w:r/>
+        <w:t>Wait for the local success status.</w:t>
+      </w:r>
     </w:p>
     <w:p>
       <w:pPr>
@@ -3358,25 +3429,7 @@
         </w:numPr>
       </w:pPr>
       <w:r>
-        <w:t xml:space="preserve">During initial setup, open </w:t>
-      </w:r>
-      <w:r>
-        <w:rPr>
-          <w:b/>
-        </w:rPr>
-        <w:t>Prepare Depot</w:t>
-      </w:r>
-      <w:r>
-        <w:t xml:space="preserve">, then </w:t>
-      </w:r>
-      <w:r>
-        <w:rPr>
-          <w:b/>
-        </w:rPr>
-        <w:t>HTTPS Certificate</w:t>
-      </w:r>
-      <w:r>
-        <w:t>.</w:t>
+        <w:t>Download the pending CSR.</w:t>
       </w:r>
     </w:p>
     <w:p>
@@ -3388,7 +3441,7 @@
         </w:numPr>
       </w:pPr>
       <w:r>
-        <w:t>Enter the final FQDN as the common name.</w:t>
+        <w:t>Submit the CSR to the approved certificate authority.</w:t>
       </w:r>
     </w:p>
     <w:p>
@@ -3400,7 +3453,15 @@
         </w:numPr>
       </w:pPr>
       <w:r>
-        <w:t>Add every DNS name and IP address that clients will use.</w:t>
+        <w:t>Request a server certificate that permits TLS server authentication.</w:t>
+      </w:r>
+    </w:p>
+    <w:p>
+      <w:pPr>
+        <w:pStyle w:val="Heading2"/>
+      </w:pPr>
+      <w:r>
+        <w:t>Upload and activate the signed certificate</w:t>
       </w:r>
     </w:p>
     <w:p>
@@ -3412,7 +3473,7 @@
         </w:numPr>
       </w:pPr>
       <w:r>
-        <w:t>Review the requested SAN list.</w:t>
+        <w:t>Obtain the signed server certificate, intermediate CA certificates, and issuing root CA.</w:t>
       </w:r>
     </w:p>
     <w:p>
@@ -3424,13 +3485,13 @@
         </w:numPr>
       </w:pPr>
       <w:r>
-        <w:t xml:space="preserve">Select </w:t>
+        <w:t xml:space="preserve">Return to </w:t>
       </w:r>
       <w:r>
         <w:rPr>
           <w:b/>
         </w:rPr>
-        <w:t>Generate CSR</w:t>
+        <w:t>HTTPS Certificate</w:t>
       </w:r>
       <w:r>
         <w:t>.</w:t>
@@ -3445,7 +3506,7 @@
         </w:numPr>
       </w:pPr>
       <w:r>
-        <w:t>Wait for the local success status.</w:t>
+        <w:t>Upload the signed server certificate.</w:t>
       </w:r>
     </w:p>
     <w:p>
@@ -3457,7 +3518,7 @@
         </w:numPr>
       </w:pPr>
       <w:r>
-        <w:t>Download the pending CSR.</w:t>
+        <w:t>Upload the intermediate certificates when present.</w:t>
       </w:r>
     </w:p>
     <w:p>
@@ -3469,7 +3530,7 @@
         </w:numPr>
       </w:pPr>
       <w:r>
-        <w:t>Submit the CSR to the approved certificate authority.</w:t>
+        <w:t>Upload the root CA.</w:t>
       </w:r>
     </w:p>
     <w:p>
@@ -3481,15 +3542,7 @@
         </w:numPr>
       </w:pPr>
       <w:r>
-        <w:t>Request a server certificate that permits TLS server authentication.</w:t>
-      </w:r>
-    </w:p>
-    <w:p>
-      <w:pPr>
-        <w:pStyle w:val="Heading2"/>
-      </w:pPr>
-      <w:r>
-        <w:t>Upload and activate the signed certificate</w:t>
+        <w:t>Select the option to replace the active certificate.</w:t>
       </w:r>
     </w:p>
     <w:p>
@@ -3501,7 +3554,16 @@
         </w:numPr>
       </w:pPr>
       <w:r>
-        <w:t>Obtain the signed server certificate, intermediate CA certificates, and issuing root CA.</w:t>
+        <w:t xml:space="preserve">Select </w:t>
+      </w:r>
+      <w:r>
+        <w:rPr>
+          <w:b/>
+        </w:rPr>
+        <w:t>Convert and activate</w:t>
+      </w:r>
+      <w:r>
+        <w:t>.</w:t>
       </w:r>
     </w:p>
     <w:p>
@@ -3513,16 +3575,7 @@
         </w:numPr>
       </w:pPr>
       <w:r>
-        <w:t xml:space="preserve">Return to </w:t>
-      </w:r>
-      <w:r>
-        <w:rPr>
-          <w:b/>
-        </w:rPr>
-        <w:t>HTTPS Certificate</w:t>
-      </w:r>
-      <w:r>
-        <w:t>.</w:t>
+        <w:t>Wait for chain validation, installation, and web-service reload.</w:t>
       </w:r>
     </w:p>
     <w:p>
@@ -3534,7 +3587,7 @@
         </w:numPr>
       </w:pPr>
       <w:r>
-        <w:t>Upload the signed server certificate.</w:t>
+        <w:t>Open a new browser session using the appliance FQDN.</w:t>
       </w:r>
     </w:p>
     <w:p>
@@ -3546,7 +3599,81 @@
         </w:numPr>
       </w:pPr>
       <w:r>
-        <w:t>Upload the intermediate certificates when present.</w:t>
+        <w:t>Verify the subject, SANs, issuer, fingerprint, expiration, and complete chain.</w:t>
+      </w:r>
+    </w:p>
+    <w:p>
+      <w:r/>
+      <w:r>
+        <w:rPr>
+          <w:b/>
+        </w:rPr>
+        <w:t>Success:</w:t>
+      </w:r>
+      <w:r>
+        <w:t xml:space="preserve"> The browser trusts the appliance FQDN and the certificate details match the approved certificate request.</w:t>
+      </w:r>
+    </w:p>
+    <w:p>
+      <w:r/>
+      <w:r>
+        <w:rPr>
+          <w:b/>
+        </w:rPr>
+        <w:t>If it fails:</w:t>
+      </w:r>
+      <w:r>
+        <w:t xml:space="preserve"> Confirm the signed certificate matches the pending CSR, the SAN contains the exact FQDN, the complete CA chain is supplied, and appliance time is correct.</w:t>
+      </w:r>
+    </w:p>
+    <w:p>
+      <w:pPr>
+        <w:pStyle w:val="Heading1"/>
+      </w:pPr>
+      <w:r>
+        <w:t>6. VCF connection setup</w:t>
+      </w:r>
+    </w:p>
+    <w:p>
+      <w:r/>
+      <w:r>
+        <w:rPr>
+          <w:b/>
+        </w:rPr>
+        <w:t>Why:</w:t>
+      </w:r>
+      <w:r>
+        <w:t xml:space="preserve"> This configures the supported VCF Installer to trust the appliance and retrieve depot content with the selected depot account.</w:t>
+      </w:r>
+    </w:p>
+    <w:p>
+      <w:r/>
+      <w:r>
+        <w:rPr>
+          <w:b/>
+        </w:rPr>
+        <w:t>You need:</w:t>
+      </w:r>
+      <w:r>
+        <w:t xml:space="preserve"> VCF Installer endpoint address, HTTPS sign-in credential, </w:t>
+      </w:r>
+      <w:r>
+        <w:rPr>
+          <w:rFonts w:ascii="Consolas" w:hAnsi="Consolas"/>
+          <w:sz w:val="18"/>
+        </w:rPr>
+        <w:t>vcf</w:t>
+      </w:r>
+      <w:r>
+        <w:t xml:space="preserve"> SSH credential, root elevation password, independently verifiable endpoint certificate fingerprint and SSH host key, and the depot account created in Step 4.</w:t>
+      </w:r>
+    </w:p>
+    <w:p>
+      <w:pPr>
+        <w:pStyle w:val="Heading2"/>
+      </w:pPr>
+      <w:r>
+        <w:t>Add and test the connection</w:t>
       </w:r>
     </w:p>
     <w:p>
@@ -3558,7 +3685,16 @@
         </w:numPr>
       </w:pPr>
       <w:r>
-        <w:t>Upload the root CA.</w:t>
+        <w:t xml:space="preserve">Open </w:t>
+      </w:r>
+      <w:r>
+        <w:rPr>
+          <w:b/>
+        </w:rPr>
+        <w:t>VCF Connections</w:t>
+      </w:r>
+      <w:r>
+        <w:t>.</w:t>
       </w:r>
     </w:p>
     <w:p>
@@ -3570,7 +3706,7 @@
         </w:numPr>
       </w:pPr>
       <w:r>
-        <w:t>Select the option to replace the active certificate.</w:t>
+        <w:t>Add a named connection.</w:t>
       </w:r>
     </w:p>
     <w:p>
@@ -3588,10 +3724,10 @@
         <w:rPr>
           <w:b/>
         </w:rPr>
-        <w:t>Convert and activate</w:t>
-      </w:r>
-      <w:r>
-        <w:t>.</w:t>
+        <w:t>VCF Installer</w:t>
+      </w:r>
+      <w:r>
+        <w:t xml:space="preserve"> as the endpoint type.</w:t>
       </w:r>
     </w:p>
     <w:p>
@@ -3603,7 +3739,7 @@
         </w:numPr>
       </w:pPr>
       <w:r>
-        <w:t>Wait for chain validation, installation, and web-service reload.</w:t>
+        <w:t>Enter the endpoint FQDN or IP address and HTTPS port.</w:t>
       </w:r>
     </w:p>
     <w:p>
@@ -3615,7 +3751,7 @@
         </w:numPr>
       </w:pPr>
       <w:r>
-        <w:t>Open a new browser session using the appliance FQDN.</w:t>
+        <w:t>Enter the endpoint sign-in username and password.</w:t>
       </w:r>
     </w:p>
     <w:p>
@@ -3627,63 +3763,7 @@
         </w:numPr>
       </w:pPr>
       <w:r>
-        <w:t>Verify the subject, SANs, issuer, fingerprint, expiration, and complete chain.</w:t>
-      </w:r>
-    </w:p>
-    <w:p>
-      <w:r/>
-      <w:r>
-        <w:rPr>
-          <w:b/>
-        </w:rPr>
-        <w:t>Success:</w:t>
-      </w:r>
-      <w:r>
-        <w:t xml:space="preserve"> The browser trusts the appliance FQDN and the certificate details match the approved certificate request.</w:t>
-      </w:r>
-    </w:p>
-    <w:p>
-      <w:r/>
-      <w:r>
-        <w:rPr>
-          <w:b/>
-        </w:rPr>
-        <w:t>If it fails:</w:t>
-      </w:r>
-      <w:r>
-        <w:t xml:space="preserve"> Confirm the signed certificate matches the pending CSR, the SAN contains the exact FQDN, the complete CA chain is supplied, and appliance time is correct.</w:t>
-      </w:r>
-    </w:p>
-    <w:p>
-      <w:pPr>
-        <w:pStyle w:val="Heading1"/>
-      </w:pPr>
-      <w:r>
-        <w:t>6. VCF connection setup</w:t>
-      </w:r>
-    </w:p>
-    <w:p>
-      <w:r/>
-      <w:r>
-        <w:rPr>
-          <w:b/>
-        </w:rPr>
-        <w:t>Why:</w:t>
-      </w:r>
-      <w:r>
-        <w:t xml:space="preserve"> This configures the supported VCF Installer to trust the appliance and retrieve depot content with the selected depot account.</w:t>
-      </w:r>
-    </w:p>
-    <w:p>
-      <w:r/>
-      <w:r>
-        <w:rPr>
-          <w:b/>
-        </w:rPr>
-        <w:t>You need:</w:t>
-      </w:r>
-      <w:r>
-        <w:t xml:space="preserve"> VCF Installer endpoint address, HTTPS sign-in credential, </w:t>
+        <w:t xml:space="preserve">Enter SSH username </w:t>
       </w:r>
       <w:r>
         <w:rPr>
@@ -3693,15 +3773,7 @@
         <w:t>vcf</w:t>
       </w:r>
       <w:r>
-        <w:t xml:space="preserve"> SSH credential, root elevation password, independently verifiable endpoint certificate fingerprint and SSH host key, and the depot account created in Step 4.</w:t>
-      </w:r>
-    </w:p>
-    <w:p>
-      <w:pPr>
-        <w:pStyle w:val="Heading2"/>
-      </w:pPr>
-      <w:r>
-        <w:t>Add and test the connection</w:t>
+        <w:t xml:space="preserve"> and its password.</w:t>
       </w:r>
     </w:p>
     <w:p>
@@ -3713,16 +3785,7 @@
         </w:numPr>
       </w:pPr>
       <w:r>
-        <w:t xml:space="preserve">Open </w:t>
-      </w:r>
-      <w:r>
-        <w:rPr>
-          <w:b/>
-        </w:rPr>
-        <w:t>Endpoint Connections</w:t>
-      </w:r>
-      <w:r>
-        <w:t>.</w:t>
+        <w:t>Enter the root password used for approved elevation.</w:t>
       </w:r>
     </w:p>
     <w:p>
@@ -3734,7 +3797,7 @@
         </w:numPr>
       </w:pPr>
       <w:r>
-        <w:t>Add a named connection.</w:t>
+        <w:t>Select the depot account created in Step 4.</w:t>
       </w:r>
     </w:p>
     <w:p>
@@ -3746,16 +3809,7 @@
         </w:numPr>
       </w:pPr>
       <w:r>
-        <w:t xml:space="preserve">Select </w:t>
-      </w:r>
-      <w:r>
-        <w:rPr>
-          <w:b/>
-        </w:rPr>
-        <w:t>VCF Installer</w:t>
-      </w:r>
-      <w:r>
-        <w:t xml:space="preserve"> as the endpoint type.</w:t>
+        <w:t>Enter the current depot-account password.</w:t>
       </w:r>
     </w:p>
     <w:p>
@@ -3767,7 +3821,16 @@
         </w:numPr>
       </w:pPr>
       <w:r>
-        <w:t>Enter the endpoint FQDN or IP address and HTTPS port.</w:t>
+        <w:t xml:space="preserve">For VCF Installer, select </w:t>
+      </w:r>
+      <w:r>
+        <w:rPr>
+          <w:b/>
+        </w:rPr>
+        <w:t>Test connection</w:t>
+      </w:r>
+      <w:r>
+        <w:t>. The appliance retrieves the endpoint HTTPS certificate automatically and displays a trust pop-up if approval is needed. No separate certificate section or retrieval button is required.</w:t>
       </w:r>
     </w:p>
     <w:p>
@@ -3779,7 +3842,7 @@
         </w:numPr>
       </w:pPr>
       <w:r>
-        <w:t>Enter the endpoint sign-in username and password.</w:t>
+        <w:t>If prompted for a self-signed certificate, compare its SHA-256 fingerprint with the endpoint console or another trusted source, then accept only a match. No separate root CA is needed.</w:t>
       </w:r>
     </w:p>
     <w:p>
@@ -3791,17 +3854,7 @@
         </w:numPr>
       </w:pPr>
       <w:r>
-        <w:t xml:space="preserve">Enter SSH username </w:t>
-      </w:r>
-      <w:r>
-        <w:rPr>
-          <w:rFonts w:ascii="Consolas" w:hAnsi="Consolas"/>
-          <w:sz w:val="18"/>
-        </w:rPr>
-        <w:t>vcf</w:t>
-      </w:r>
-      <w:r>
-        <w:t xml:space="preserve"> and its password.</w:t>
+        <w:t>If the endpoint uses an untrusted private CA, the manual certificate options appear. Supply its server certificate and issuing root CA there, then retry. Already trusted endpoints need no additional approval.</w:t>
       </w:r>
     </w:p>
     <w:p>
@@ -3813,7 +3866,7 @@
         </w:numPr>
       </w:pPr>
       <w:r>
-        <w:t>Enter the root password used for approved elevation.</w:t>
+        <w:t>Verify and accept the detected SSH host key separately. Cancel either approval if the identity cannot be confirmed.</w:t>
       </w:r>
     </w:p>
     <w:p>
@@ -3825,7 +3878,7 @@
         </w:numPr>
       </w:pPr>
       <w:r>
-        <w:t>Select the depot account created in Step 4.</w:t>
+        <w:t>Review DNS, TCP, TLS, API, authentication, version, SSH, elevation, trust, and depot-access checks.</w:t>
       </w:r>
     </w:p>
     <w:p>
@@ -3837,7 +3890,20 @@
         </w:numPr>
       </w:pPr>
       <w:r>
-        <w:t>Enter the current depot-account password.</w:t>
+        <w:t>Correct the first failed dependency and rerun the test until all required checks pass.</w:t>
+      </w:r>
+    </w:p>
+    <w:p>
+      <w:r>
+        <w:t>Self-signed certificate approval lasts for the current page session and endpoint. Changing the endpoint or certificate inputs clears it. Certificate discovery does not send endpoint sign-in credentials, and TLS verification remains enabled.</w:t>
+      </w:r>
+    </w:p>
+    <w:p>
+      <w:pPr>
+        <w:pStyle w:val="Heading2"/>
+      </w:pPr>
+      <w:r>
+        <w:t>Configure and verify the endpoint</w:t>
       </w:r>
     </w:p>
     <w:p>
@@ -3849,16 +3915,7 @@
         </w:numPr>
       </w:pPr>
       <w:r>
-        <w:t xml:space="preserve">For VCF Installer, select </w:t>
-      </w:r>
-      <w:r>
-        <w:rPr>
-          <w:b/>
-        </w:rPr>
-        <w:t>Test connection</w:t>
-      </w:r>
-      <w:r>
-        <w:t>. The appliance retrieves the endpoint HTTPS certificate automatically and displays a trust pop-up if approval is needed. No separate certificate section or retrieval button is required.</w:t>
+        <w:t>Schedule an approved VCF Installer change window.</w:t>
       </w:r>
     </w:p>
     <w:p>
@@ -3870,7 +3927,7 @@
         </w:numPr>
       </w:pPr>
       <w:r>
-        <w:t>If prompted for a self-signed certificate, compare its SHA-256 fingerprint with the endpoint console or another trusted source, then accept only a match. No separate root CA is needed.</w:t>
+        <w:t>Review the proposed depot URL, trust, account, and property changes.</w:t>
       </w:r>
     </w:p>
     <w:p>
@@ -3882,7 +3939,7 @@
         </w:numPr>
       </w:pPr>
       <w:r>
-        <w:t>If the endpoint uses an untrusted private CA, the manual certificate options appear. Supply its server certificate and issuing root CA there, then retry. Already trusted endpoints need no additional approval.</w:t>
+        <w:t>Select the authorization checkbox.</w:t>
       </w:r>
     </w:p>
     <w:p>
@@ -3894,7 +3951,16 @@
         </w:numPr>
       </w:pPr>
       <w:r>
-        <w:t>Verify and accept the detected SSH host key separately. Cancel either approval if the identity cannot be confirmed.</w:t>
+        <w:t xml:space="preserve">Select </w:t>
+      </w:r>
+      <w:r>
+        <w:rPr>
+          <w:b/>
+        </w:rPr>
+        <w:t>Configure endpoint</w:t>
+      </w:r>
+      <w:r>
+        <w:t>.</w:t>
       </w:r>
     </w:p>
     <w:p>
@@ -3906,7 +3972,7 @@
         </w:numPr>
       </w:pPr>
       <w:r>
-        <w:t>Review DNS, TCP, TLS, API, authentication, version, SSH, elevation, trust, and depot-access checks.</w:t>
+        <w:t>Monitor the phase-specific status while properties are updated, trust is installed, installer services restart, and stabilization completes.</w:t>
       </w:r>
     </w:p>
     <w:p>
@@ -3918,20 +3984,7 @@
         </w:numPr>
       </w:pPr>
       <w:r>
-        <w:t>Correct the first failed dependency and rerun the test until all required checks pass.</w:t>
-      </w:r>
-    </w:p>
-    <w:p>
-      <w:r>
-        <w:t>Self-signed certificate approval lasts for the current page session and endpoint. Changing the endpoint or certificate inputs clears it. Certificate discovery does not send endpoint sign-in credentials, and TLS verification remains enabled.</w:t>
-      </w:r>
-    </w:p>
-    <w:p>
-      <w:pPr>
-        <w:pStyle w:val="Heading2"/>
-      </w:pPr>
-      <w:r>
-        <w:t>Configure and verify the endpoint</w:t>
+        <w:t>Do not submit the configuration again while the operation is active.</w:t>
       </w:r>
     </w:p>
     <w:p>
@@ -3943,7 +3996,7 @@
         </w:numPr>
       </w:pPr>
       <w:r>
-        <w:t>Schedule an approved VCF Installer change window.</w:t>
+        <w:t>Wait for post-change metadata and binary retrieval checks.</w:t>
       </w:r>
     </w:p>
     <w:p>
@@ -3955,7 +4008,16 @@
         </w:numPr>
       </w:pPr>
       <w:r>
-        <w:t>Review the proposed depot URL, trust, account, and property changes.</w:t>
+        <w:t xml:space="preserve">Confirm the saved endpoint status becomes </w:t>
+      </w:r>
+      <w:r>
+        <w:rPr>
+          <w:b/>
+        </w:rPr>
+        <w:t>Connected</w:t>
+      </w:r>
+      <w:r>
+        <w:t>.</w:t>
       </w:r>
     </w:p>
     <w:p>
@@ -3967,7 +4029,58 @@
         </w:numPr>
       </w:pPr>
       <w:r>
-        <w:t>Select the authorization checkbox.</w:t>
+        <w:t>Confirm the VCF Installer retrieves representative metadata and one representative binary with the selected depot account.</w:t>
+      </w:r>
+    </w:p>
+    <w:p>
+      <w:r/>
+      <w:r>
+        <w:rPr>
+          <w:b/>
+        </w:rPr>
+        <w:t>Success:</w:t>
+      </w:r>
+      <w:r>
+        <w:t xml:space="preserve"> Setup navigation closes and the permanent header navigation remains available. The connection displays </w:t>
+      </w:r>
+      <w:r>
+        <w:rPr>
+          <w:b/>
+        </w:rPr>
+        <w:t>Connected</w:t>
+      </w:r>
+      <w:r>
+        <w:t>, the installer trusts the appliance certificate, and authenticated metadata and binary retrieval succeed.</w:t>
+      </w:r>
+    </w:p>
+    <w:p>
+      <w:r/>
+      <w:r>
+        <w:rPr>
+          <w:b/>
+        </w:rPr>
+        <w:t>If it fails:</w:t>
+      </w:r>
+      <w:r>
+        <w:t xml:space="preserve"> Open the detailed result and resolve checks in dependency order. A passed connection test alone does not mean endpoint configuration completed.</w:t>
+      </w:r>
+    </w:p>
+    <w:p>
+      <w:r>
+        <w:t>SDDC Manager and Fleet Manager are not production-supported connection targets in this release.</w:t>
+      </w:r>
+    </w:p>
+    <w:p>
+      <w:pPr>
+        <w:pStyle w:val="Heading1"/>
+      </w:pPr>
+      <w:r>
+        <w:t>Verify final depot access</w:t>
+      </w:r>
+    </w:p>
+    <w:p>
+      <w:r>
+        <w:t>After Step 5 installs the production HTTPS certificate and Step 6 configures VCF Installer, repeat the account checks using the production FQDN and its trusted CA chain.</w:t>
       </w:r>
     </w:p>
     <w:p>
@@ -3979,16 +4092,37 @@
         </w:numPr>
       </w:pPr>
       <w:r>
-        <w:t xml:space="preserve">Select </w:t>
+        <w:t xml:space="preserve">Confirm anonymous HTTPS requests to </w:t>
       </w:r>
       <w:r>
         <w:rPr>
-          <w:b/>
+          <w:rFonts w:ascii="Consolas" w:hAnsi="Consolas"/>
+          <w:sz w:val="18"/>
         </w:rPr>
-        <w:t>Configure endpoint</w:t>
-      </w:r>
-      <w:r>
-        <w:t>.</w:t>
+        <w:t>/</w:t>
+      </w:r>
+      <w:r>
+        <w:t xml:space="preserve">, </w:t>
+      </w:r>
+      <w:r>
+        <w:rPr>
+          <w:rFonts w:ascii="Consolas" w:hAnsi="Consolas"/>
+          <w:sz w:val="18"/>
+        </w:rPr>
+        <w:t>/depot/</w:t>
+      </w:r>
+      <w:r>
+        <w:t xml:space="preserve">, and </w:t>
+      </w:r>
+      <w:r>
+        <w:rPr>
+          <w:rFonts w:ascii="Consolas" w:hAnsi="Consolas"/>
+          <w:sz w:val="18"/>
+        </w:rPr>
+        <w:t>/secure-depot/</w:t>
+      </w:r>
+      <w:r>
+        <w:t xml:space="preserve"> return HTTP 401.</w:t>
       </w:r>
     </w:p>
     <w:p>
@@ -4000,7 +4134,7 @@
         </w:numPr>
       </w:pPr>
       <w:r>
-        <w:t>Monitor the phase-specific status while properties are updated, trust is installed, installer services restart, and stabilization completes.</w:t>
+        <w:t>Confirm HTTP returns only a 308 redirect to HTTPS.</w:t>
       </w:r>
     </w:p>
     <w:p>
@@ -4012,7 +4146,7 @@
         </w:numPr>
       </w:pPr>
       <w:r>
-        <w:t>Do not submit the configuration again while the operation is active.</w:t>
+        <w:t>Confirm the selected depot account retrieves representative metadata and binary content over HTTPS.</w:t>
       </w:r>
     </w:p>
     <w:p>
@@ -4024,7 +4158,34 @@
         </w:numPr>
       </w:pPr>
       <w:r>
-        <w:t>Wait for post-change metadata and binary retrieval checks.</w:t>
+        <w:t>Use a credential prompt or protected client configuration. Never put the password on a shared command line or disable TLS verification.</w:t>
+      </w:r>
+    </w:p>
+    <w:p>
+      <w:pPr>
+        <w:pStyle w:val="CodeBlock"/>
+        <w:spacing w:before="100" w:after="160"/>
+        <w:shd w:fill="F2F2F2"/>
+      </w:pPr>
+      <w:r>
+        <w:t>curl -I http://depot.example/</w:t>
+        <w:br/>
+        <w:t>curl --cacert depot-ca.pem -I https://depot.example/</w:t>
+        <w:br/>
+        <w:t>curl --cacert depot-ca.pem -u depotuser https://depot.example/PROD/metadata/productVersionCatalog/v1/productVersionCatalog.json</w:t>
+      </w:r>
+    </w:p>
+    <w:p>
+      <w:r>
+        <w:t>Replace the example hostname, CA file, account name, and content path with values for your deployment. In Step 4, before the production certificate is installed, use the independently verified certificate trust for the appliance's current HTTPS identity. Repeat the request after Step 5 with the new CA chain.</w:t>
+      </w:r>
+    </w:p>
+    <w:p>
+      <w:pPr>
+        <w:pStyle w:val="Heading1"/>
+      </w:pPr>
+      <w:r>
+        <w:t>Clear retained deployment secrets</w:t>
       </w:r>
     </w:p>
     <w:p>
@@ -4036,16 +4197,7 @@
         </w:numPr>
       </w:pPr>
       <w:r>
-        <w:t xml:space="preserve">Confirm the saved endpoint status becomes </w:t>
-      </w:r>
-      <w:r>
-        <w:rPr>
-          <w:b/>
-        </w:rPr>
-        <w:t>Connected</w:t>
-      </w:r>
-      <w:r>
-        <w:t>.</w:t>
+        <w:t>Confirm the GUI and console credentials are stored and tested.</w:t>
       </w:r>
     </w:p>
     <w:p>
@@ -4057,58 +4209,7 @@
         </w:numPr>
       </w:pPr>
       <w:r>
-        <w:t>Confirm the VCF Installer retrieves representative metadata and one representative binary with the selected depot account.</w:t>
-      </w:r>
-    </w:p>
-    <w:p>
-      <w:r/>
-      <w:r>
-        <w:rPr>
-          <w:b/>
-        </w:rPr>
-        <w:t>Success:</w:t>
-      </w:r>
-      <w:r>
-        <w:t xml:space="preserve"> Setup navigation closes and Health Status becomes the landing page. The connection displays </w:t>
-      </w:r>
-      <w:r>
-        <w:rPr>
-          <w:b/>
-        </w:rPr>
-        <w:t>Connected</w:t>
-      </w:r>
-      <w:r>
-        <w:t>, the installer trusts the appliance certificate, and authenticated metadata and binary retrieval succeed.</w:t>
-      </w:r>
-    </w:p>
-    <w:p>
-      <w:r/>
-      <w:r>
-        <w:rPr>
-          <w:b/>
-        </w:rPr>
-        <w:t>If it fails:</w:t>
-      </w:r>
-      <w:r>
-        <w:t xml:space="preserve"> Open the detailed result and resolve checks in dependency order. A passed connection test alone does not mean endpoint configuration completed.</w:t>
-      </w:r>
-    </w:p>
-    <w:p>
-      <w:r>
-        <w:t>SDDC Manager and Fleet Manager are not production-supported connection targets in this release.</w:t>
-      </w:r>
-    </w:p>
-    <w:p>
-      <w:pPr>
-        <w:pStyle w:val="Heading1"/>
-      </w:pPr>
-      <w:r>
-        <w:t>Verify final depot access</w:t>
-      </w:r>
-    </w:p>
-    <w:p>
-      <w:r>
-        <w:t>After Step 5 installs the production HTTPS certificate and Step 6 configures VCF Installer, repeat the account checks using the production FQDN and its trusted CA chain.</w:t>
+        <w:t>In vCenter or the ESXi Host Client, open the VM's vApp or OVF property settings.</w:t>
       </w:r>
     </w:p>
     <w:p>
@@ -4120,37 +4221,7 @@
         </w:numPr>
       </w:pPr>
       <w:r>
-        <w:t xml:space="preserve">Confirm anonymous HTTPS requests to </w:t>
-      </w:r>
-      <w:r>
-        <w:rPr>
-          <w:rFonts w:ascii="Consolas" w:hAnsi="Consolas"/>
-          <w:sz w:val="18"/>
-        </w:rPr>
-        <w:t>/</w:t>
-      </w:r>
-      <w:r>
-        <w:t xml:space="preserve">, </w:t>
-      </w:r>
-      <w:r>
-        <w:rPr>
-          <w:rFonts w:ascii="Consolas" w:hAnsi="Consolas"/>
-          <w:sz w:val="18"/>
-        </w:rPr>
-        <w:t>/depot/</w:t>
-      </w:r>
-      <w:r>
-        <w:t xml:space="preserve">, and </w:t>
-      </w:r>
-      <w:r>
-        <w:rPr>
-          <w:rFonts w:ascii="Consolas" w:hAnsi="Consolas"/>
-          <w:sz w:val="18"/>
-        </w:rPr>
-        <w:t>/secure-depot/</w:t>
-      </w:r>
-      <w:r>
-        <w:t xml:space="preserve"> return HTTP 401.</w:t>
+        <w:t>Clear the retained values of the web, console recovery, and Ubuntu maintenance password deployment properties after initialization.</w:t>
       </w:r>
     </w:p>
     <w:p>
@@ -4162,7 +4233,7 @@
         </w:numPr>
       </w:pPr>
       <w:r>
-        <w:t>Confirm HTTP returns only a 308 redirect to HTTPS.</w:t>
+        <w:t>Do not remove unrelated vApp properties, the NTP property, or VMware Tools integration.</w:t>
       </w:r>
     </w:p>
     <w:p>
@@ -4174,7 +4245,7 @@
         </w:numPr>
       </w:pPr>
       <w:r>
-        <w:t>Confirm the selected depot account retrieves representative metadata and binary content over HTTPS.</w:t>
+        <w:t>Save the VM settings.</w:t>
       </w:r>
     </w:p>
     <w:p>
@@ -4183,105 +4254,6 @@
         <w:numPr>
           <w:ilvl w:val="0"/>
           <w:numId w:val="194"/>
-        </w:numPr>
-      </w:pPr>
-      <w:r>
-        <w:t>Use a credential prompt or protected client configuration. Never put the password on a shared command line or disable TLS verification.</w:t>
-      </w:r>
-    </w:p>
-    <w:p>
-      <w:pPr>
-        <w:pStyle w:val="CodeBlock"/>
-        <w:spacing w:before="100" w:after="160"/>
-        <w:shd w:fill="F2F2F2"/>
-      </w:pPr>
-      <w:r>
-        <w:t>curl -I http://depot.example/</w:t>
-        <w:br/>
-        <w:t>curl --cacert depot-ca.pem -I https://depot.example/</w:t>
-        <w:br/>
-        <w:t>curl --cacert depot-ca.pem -u depotuser https://depot.example/PROD/metadata/productVersionCatalog/v1/productVersionCatalog.json</w:t>
-      </w:r>
-    </w:p>
-    <w:p>
-      <w:r>
-        <w:t>Replace the example hostname, CA file, account name, and content path with values for your deployment. In Step 4, before the production certificate is installed, use the independently verified certificate trust for the appliance's current HTTPS identity. Repeat the request after Step 5 with the new CA chain.</w:t>
-      </w:r>
-    </w:p>
-    <w:p>
-      <w:pPr>
-        <w:pStyle w:val="Heading1"/>
-      </w:pPr>
-      <w:r>
-        <w:t>Clear retained deployment secrets</w:t>
-      </w:r>
-    </w:p>
-    <w:p>
-      <w:pPr>
-        <w:pStyle w:val="Procedure"/>
-        <w:numPr>
-          <w:ilvl w:val="0"/>
-          <w:numId w:val="195"/>
-        </w:numPr>
-      </w:pPr>
-      <w:r>
-        <w:t>Confirm the GUI and console credentials are stored and tested.</w:t>
-      </w:r>
-    </w:p>
-    <w:p>
-      <w:pPr>
-        <w:pStyle w:val="Procedure"/>
-        <w:numPr>
-          <w:ilvl w:val="0"/>
-          <w:numId w:val="196"/>
-        </w:numPr>
-      </w:pPr>
-      <w:r>
-        <w:t>In vCenter or the ESXi Host Client, open the VM's vApp or OVF property settings.</w:t>
-      </w:r>
-    </w:p>
-    <w:p>
-      <w:pPr>
-        <w:pStyle w:val="Procedure"/>
-        <w:numPr>
-          <w:ilvl w:val="0"/>
-          <w:numId w:val="197"/>
-        </w:numPr>
-      </w:pPr>
-      <w:r>
-        <w:t>Clear the retained values of the web, console recovery, and Ubuntu maintenance password deployment properties after initialization.</w:t>
-      </w:r>
-    </w:p>
-    <w:p>
-      <w:pPr>
-        <w:pStyle w:val="Procedure"/>
-        <w:numPr>
-          <w:ilvl w:val="0"/>
-          <w:numId w:val="198"/>
-        </w:numPr>
-      </w:pPr>
-      <w:r>
-        <w:t>Do not remove unrelated vApp properties, the NTP property, or VMware Tools integration.</w:t>
-      </w:r>
-    </w:p>
-    <w:p>
-      <w:pPr>
-        <w:pStyle w:val="Procedure"/>
-        <w:numPr>
-          <w:ilvl w:val="0"/>
-          <w:numId w:val="199"/>
-        </w:numPr>
-      </w:pPr>
-      <w:r>
-        <w:t>Save the VM settings.</w:t>
-      </w:r>
-    </w:p>
-    <w:p>
-      <w:pPr>
-        <w:pStyle w:val="Procedure"/>
-        <w:numPr>
-          <w:ilvl w:val="0"/>
-          <w:numId w:val="200"/>
         </w:numPr>
       </w:pPr>
       <w:r>
@@ -5478,7 +5450,7 @@
               <w:rPr>
                 <w:b/>
               </w:rPr>
-              <w:t>Health Status</w:t>
+              <w:t>Appliance Status</w:t>
             </w:r>
             <w:r/>
           </w:p>
@@ -5774,7 +5746,7 @@
       <w:jc w:val="right"/>
     </w:pPr>
     <w:r>
-      <w:t xml:space="preserve">Revision 1.8  |  5 September 2026  |  </w:t>
+      <w:t xml:space="preserve">Revision 1.9  |  7 September 2026  |  </w:t>
     </w:r>
     <w:fldSimple w:instr="PAGE"/>
   </w:p>
@@ -6660,496 +6632,460 @@
   <w:num w:numId="118">
     <w:abstractNumId w:val="50"/>
     <w:lvlOverride w:ilvl="0">
-      <w:startOverride w:val="5"/>
+      <w:startOverride w:val="1"/>
     </w:lvlOverride>
   </w:num>
   <w:num w:numId="119">
     <w:abstractNumId w:val="50"/>
     <w:lvlOverride w:ilvl="0">
-      <w:startOverride w:val="6"/>
+      <w:startOverride w:val="2"/>
     </w:lvlOverride>
   </w:num>
   <w:num w:numId="120">
     <w:abstractNumId w:val="50"/>
     <w:lvlOverride w:ilvl="0">
-      <w:startOverride w:val="7"/>
+      <w:startOverride w:val="3"/>
     </w:lvlOverride>
   </w:num>
   <w:num w:numId="121">
     <w:abstractNumId w:val="50"/>
     <w:lvlOverride w:ilvl="0">
-      <w:startOverride w:val="8"/>
+      <w:startOverride w:val="4"/>
     </w:lvlOverride>
   </w:num>
   <w:num w:numId="122">
     <w:abstractNumId w:val="50"/>
     <w:lvlOverride w:ilvl="0">
-      <w:startOverride w:val="9"/>
+      <w:startOverride w:val="5"/>
     </w:lvlOverride>
   </w:num>
   <w:num w:numId="123">
     <w:abstractNumId w:val="50"/>
     <w:lvlOverride w:ilvl="0">
-      <w:startOverride w:val="10"/>
+      <w:startOverride w:val="6"/>
     </w:lvlOverride>
   </w:num>
   <w:num w:numId="124">
     <w:abstractNumId w:val="50"/>
     <w:lvlOverride w:ilvl="0">
-      <w:startOverride w:val="1"/>
+      <w:startOverride w:val="7"/>
     </w:lvlOverride>
   </w:num>
   <w:num w:numId="125">
     <w:abstractNumId w:val="50"/>
     <w:lvlOverride w:ilvl="0">
-      <w:startOverride w:val="2"/>
+      <w:startOverride w:val="8"/>
     </w:lvlOverride>
   </w:num>
   <w:num w:numId="126">
     <w:abstractNumId w:val="50"/>
     <w:lvlOverride w:ilvl="0">
-      <w:startOverride w:val="3"/>
+      <w:startOverride w:val="9"/>
     </w:lvlOverride>
   </w:num>
   <w:num w:numId="127">
     <w:abstractNumId w:val="50"/>
     <w:lvlOverride w:ilvl="0">
-      <w:startOverride w:val="4"/>
+      <w:startOverride w:val="10"/>
     </w:lvlOverride>
   </w:num>
   <w:num w:numId="128">
     <w:abstractNumId w:val="50"/>
     <w:lvlOverride w:ilvl="0">
-      <w:startOverride w:val="5"/>
+      <w:startOverride w:val="11"/>
     </w:lvlOverride>
   </w:num>
   <w:num w:numId="129">
     <w:abstractNumId w:val="50"/>
     <w:lvlOverride w:ilvl="0">
-      <w:startOverride w:val="6"/>
+      <w:startOverride w:val="12"/>
     </w:lvlOverride>
   </w:num>
   <w:num w:numId="130">
     <w:abstractNumId w:val="50"/>
     <w:lvlOverride w:ilvl="0">
-      <w:startOverride w:val="7"/>
+      <w:startOverride w:val="13"/>
     </w:lvlOverride>
   </w:num>
   <w:num w:numId="131">
     <w:abstractNumId w:val="50"/>
     <w:lvlOverride w:ilvl="0">
-      <w:startOverride w:val="8"/>
+      <w:startOverride w:val="14"/>
     </w:lvlOverride>
   </w:num>
   <w:num w:numId="132">
     <w:abstractNumId w:val="50"/>
     <w:lvlOverride w:ilvl="0">
-      <w:startOverride w:val="9"/>
+      <w:startOverride w:val="1"/>
     </w:lvlOverride>
   </w:num>
   <w:num w:numId="133">
     <w:abstractNumId w:val="50"/>
     <w:lvlOverride w:ilvl="0">
-      <w:startOverride w:val="10"/>
+      <w:startOverride w:val="2"/>
     </w:lvlOverride>
   </w:num>
   <w:num w:numId="134">
     <w:abstractNumId w:val="50"/>
     <w:lvlOverride w:ilvl="0">
-      <w:startOverride w:val="11"/>
+      <w:startOverride w:val="3"/>
     </w:lvlOverride>
   </w:num>
   <w:num w:numId="135">
     <w:abstractNumId w:val="50"/>
     <w:lvlOverride w:ilvl="0">
-      <w:startOverride w:val="12"/>
+      <w:startOverride w:val="4"/>
     </w:lvlOverride>
   </w:num>
   <w:num w:numId="136">
     <w:abstractNumId w:val="50"/>
     <w:lvlOverride w:ilvl="0">
-      <w:startOverride w:val="13"/>
+      <w:startOverride w:val="5"/>
     </w:lvlOverride>
   </w:num>
   <w:num w:numId="137">
     <w:abstractNumId w:val="50"/>
     <w:lvlOverride w:ilvl="0">
-      <w:startOverride w:val="14"/>
+      <w:startOverride w:val="6"/>
     </w:lvlOverride>
   </w:num>
   <w:num w:numId="138">
     <w:abstractNumId w:val="50"/>
     <w:lvlOverride w:ilvl="0">
-      <w:startOverride w:val="1"/>
+      <w:startOverride w:val="7"/>
     </w:lvlOverride>
   </w:num>
   <w:num w:numId="139">
     <w:abstractNumId w:val="50"/>
     <w:lvlOverride w:ilvl="0">
-      <w:startOverride w:val="2"/>
+      <w:startOverride w:val="8"/>
     </w:lvlOverride>
   </w:num>
   <w:num w:numId="140">
     <w:abstractNumId w:val="50"/>
     <w:lvlOverride w:ilvl="0">
-      <w:startOverride w:val="3"/>
+      <w:startOverride w:val="9"/>
     </w:lvlOverride>
   </w:num>
   <w:num w:numId="141">
     <w:abstractNumId w:val="50"/>
     <w:lvlOverride w:ilvl="0">
-      <w:startOverride w:val="4"/>
+      <w:startOverride w:val="10"/>
     </w:lvlOverride>
   </w:num>
   <w:num w:numId="142">
     <w:abstractNumId w:val="50"/>
     <w:lvlOverride w:ilvl="0">
-      <w:startOverride w:val="5"/>
+      <w:startOverride w:val="1"/>
     </w:lvlOverride>
   </w:num>
   <w:num w:numId="143">
     <w:abstractNumId w:val="50"/>
     <w:lvlOverride w:ilvl="0">
-      <w:startOverride w:val="6"/>
+      <w:startOverride w:val="2"/>
     </w:lvlOverride>
   </w:num>
   <w:num w:numId="144">
     <w:abstractNumId w:val="50"/>
     <w:lvlOverride w:ilvl="0">
-      <w:startOverride w:val="7"/>
+      <w:startOverride w:val="3"/>
     </w:lvlOverride>
   </w:num>
   <w:num w:numId="145">
     <w:abstractNumId w:val="50"/>
     <w:lvlOverride w:ilvl="0">
-      <w:startOverride w:val="8"/>
+      <w:startOverride w:val="4"/>
     </w:lvlOverride>
   </w:num>
   <w:num w:numId="146">
     <w:abstractNumId w:val="50"/>
     <w:lvlOverride w:ilvl="0">
-      <w:startOverride w:val="9"/>
+      <w:startOverride w:val="5"/>
     </w:lvlOverride>
   </w:num>
   <w:num w:numId="147">
     <w:abstractNumId w:val="50"/>
     <w:lvlOverride w:ilvl="0">
-      <w:startOverride w:val="10"/>
+      <w:startOverride w:val="6"/>
     </w:lvlOverride>
   </w:num>
   <w:num w:numId="148">
     <w:abstractNumId w:val="50"/>
     <w:lvlOverride w:ilvl="0">
-      <w:startOverride w:val="1"/>
+      <w:startOverride w:val="7"/>
     </w:lvlOverride>
   </w:num>
   <w:num w:numId="149">
     <w:abstractNumId w:val="50"/>
     <w:lvlOverride w:ilvl="0">
-      <w:startOverride w:val="2"/>
+      <w:startOverride w:val="8"/>
     </w:lvlOverride>
   </w:num>
   <w:num w:numId="150">
     <w:abstractNumId w:val="50"/>
     <w:lvlOverride w:ilvl="0">
-      <w:startOverride w:val="3"/>
+      <w:startOverride w:val="9"/>
     </w:lvlOverride>
   </w:num>
   <w:num w:numId="151">
     <w:abstractNumId w:val="50"/>
     <w:lvlOverride w:ilvl="0">
-      <w:startOverride w:val="4"/>
+      <w:startOverride w:val="1"/>
     </w:lvlOverride>
   </w:num>
   <w:num w:numId="152">
     <w:abstractNumId w:val="50"/>
     <w:lvlOverride w:ilvl="0">
-      <w:startOverride w:val="5"/>
+      <w:startOverride w:val="2"/>
     </w:lvlOverride>
   </w:num>
   <w:num w:numId="153">
     <w:abstractNumId w:val="50"/>
     <w:lvlOverride w:ilvl="0">
-      <w:startOverride w:val="6"/>
+      <w:startOverride w:val="3"/>
     </w:lvlOverride>
   </w:num>
   <w:num w:numId="154">
     <w:abstractNumId w:val="50"/>
     <w:lvlOverride w:ilvl="0">
-      <w:startOverride w:val="7"/>
+      <w:startOverride w:val="4"/>
     </w:lvlOverride>
   </w:num>
   <w:num w:numId="155">
     <w:abstractNumId w:val="50"/>
     <w:lvlOverride w:ilvl="0">
-      <w:startOverride w:val="8"/>
+      <w:startOverride w:val="5"/>
     </w:lvlOverride>
   </w:num>
   <w:num w:numId="156">
     <w:abstractNumId w:val="50"/>
     <w:lvlOverride w:ilvl="0">
-      <w:startOverride w:val="9"/>
+      <w:startOverride w:val="6"/>
     </w:lvlOverride>
   </w:num>
   <w:num w:numId="157">
     <w:abstractNumId w:val="50"/>
     <w:lvlOverride w:ilvl="0">
-      <w:startOverride w:val="1"/>
+      <w:startOverride w:val="7"/>
     </w:lvlOverride>
   </w:num>
   <w:num w:numId="158">
     <w:abstractNumId w:val="50"/>
     <w:lvlOverride w:ilvl="0">
-      <w:startOverride w:val="2"/>
+      <w:startOverride w:val="8"/>
     </w:lvlOverride>
   </w:num>
   <w:num w:numId="159">
     <w:abstractNumId w:val="50"/>
     <w:lvlOverride w:ilvl="0">
-      <w:startOverride w:val="3"/>
+      <w:startOverride w:val="9"/>
     </w:lvlOverride>
   </w:num>
   <w:num w:numId="160">
     <w:abstractNumId w:val="50"/>
     <w:lvlOverride w:ilvl="0">
-      <w:startOverride w:val="4"/>
+      <w:startOverride w:val="10"/>
     </w:lvlOverride>
   </w:num>
   <w:num w:numId="161">
     <w:abstractNumId w:val="50"/>
     <w:lvlOverride w:ilvl="0">
-      <w:startOverride w:val="5"/>
+      <w:startOverride w:val="1"/>
     </w:lvlOverride>
   </w:num>
   <w:num w:numId="162">
     <w:abstractNumId w:val="50"/>
     <w:lvlOverride w:ilvl="0">
-      <w:startOverride w:val="6"/>
+      <w:startOverride w:val="2"/>
     </w:lvlOverride>
   </w:num>
   <w:num w:numId="163">
     <w:abstractNumId w:val="50"/>
     <w:lvlOverride w:ilvl="0">
-      <w:startOverride w:val="7"/>
+      <w:startOverride w:val="3"/>
     </w:lvlOverride>
   </w:num>
   <w:num w:numId="164">
     <w:abstractNumId w:val="50"/>
     <w:lvlOverride w:ilvl="0">
-      <w:startOverride w:val="8"/>
+      <w:startOverride w:val="4"/>
     </w:lvlOverride>
   </w:num>
   <w:num w:numId="165">
     <w:abstractNumId w:val="50"/>
     <w:lvlOverride w:ilvl="0">
-      <w:startOverride w:val="9"/>
+      <w:startOverride w:val="5"/>
     </w:lvlOverride>
   </w:num>
   <w:num w:numId="166">
     <w:abstractNumId w:val="50"/>
     <w:lvlOverride w:ilvl="0">
-      <w:startOverride w:val="10"/>
+      <w:startOverride w:val="6"/>
     </w:lvlOverride>
   </w:num>
   <w:num w:numId="167">
     <w:abstractNumId w:val="50"/>
     <w:lvlOverride w:ilvl="0">
-      <w:startOverride w:val="1"/>
+      <w:startOverride w:val="7"/>
     </w:lvlOverride>
   </w:num>
   <w:num w:numId="168">
     <w:abstractNumId w:val="50"/>
     <w:lvlOverride w:ilvl="0">
-      <w:startOverride w:val="2"/>
+      <w:startOverride w:val="8"/>
     </w:lvlOverride>
   </w:num>
   <w:num w:numId="169">
     <w:abstractNumId w:val="50"/>
     <w:lvlOverride w:ilvl="0">
-      <w:startOverride w:val="3"/>
+      <w:startOverride w:val="9"/>
     </w:lvlOverride>
   </w:num>
   <w:num w:numId="170">
     <w:abstractNumId w:val="50"/>
     <w:lvlOverride w:ilvl="0">
-      <w:startOverride w:val="4"/>
+      <w:startOverride w:val="10"/>
     </w:lvlOverride>
   </w:num>
   <w:num w:numId="171">
     <w:abstractNumId w:val="50"/>
     <w:lvlOverride w:ilvl="0">
-      <w:startOverride w:val="5"/>
+      <w:startOverride w:val="11"/>
     </w:lvlOverride>
   </w:num>
   <w:num w:numId="172">
     <w:abstractNumId w:val="50"/>
     <w:lvlOverride w:ilvl="0">
-      <w:startOverride w:val="6"/>
+      <w:startOverride w:val="12"/>
     </w:lvlOverride>
   </w:num>
   <w:num w:numId="173">
     <w:abstractNumId w:val="50"/>
     <w:lvlOverride w:ilvl="0">
-      <w:startOverride w:val="7"/>
+      <w:startOverride w:val="13"/>
     </w:lvlOverride>
   </w:num>
   <w:num w:numId="174">
     <w:abstractNumId w:val="50"/>
     <w:lvlOverride w:ilvl="0">
-      <w:startOverride w:val="8"/>
+      <w:startOverride w:val="14"/>
     </w:lvlOverride>
   </w:num>
   <w:num w:numId="175">
     <w:abstractNumId w:val="50"/>
     <w:lvlOverride w:ilvl="0">
-      <w:startOverride w:val="9"/>
+      <w:startOverride w:val="15"/>
     </w:lvlOverride>
   </w:num>
   <w:num w:numId="176">
     <w:abstractNumId w:val="50"/>
     <w:lvlOverride w:ilvl="0">
-      <w:startOverride w:val="10"/>
+      <w:startOverride w:val="1"/>
     </w:lvlOverride>
   </w:num>
   <w:num w:numId="177">
     <w:abstractNumId w:val="50"/>
     <w:lvlOverride w:ilvl="0">
-      <w:startOverride w:val="11"/>
+      <w:startOverride w:val="2"/>
     </w:lvlOverride>
   </w:num>
   <w:num w:numId="178">
     <w:abstractNumId w:val="50"/>
     <w:lvlOverride w:ilvl="0">
-      <w:startOverride w:val="12"/>
+      <w:startOverride w:val="3"/>
     </w:lvlOverride>
   </w:num>
   <w:num w:numId="179">
     <w:abstractNumId w:val="50"/>
     <w:lvlOverride w:ilvl="0">
-      <w:startOverride w:val="13"/>
+      <w:startOverride w:val="4"/>
     </w:lvlOverride>
   </w:num>
   <w:num w:numId="180">
     <w:abstractNumId w:val="50"/>
     <w:lvlOverride w:ilvl="0">
-      <w:startOverride w:val="14"/>
+      <w:startOverride w:val="5"/>
     </w:lvlOverride>
   </w:num>
   <w:num w:numId="181">
     <w:abstractNumId w:val="50"/>
     <w:lvlOverride w:ilvl="0">
-      <w:startOverride w:val="15"/>
+      <w:startOverride w:val="6"/>
     </w:lvlOverride>
   </w:num>
   <w:num w:numId="182">
     <w:abstractNumId w:val="50"/>
     <w:lvlOverride w:ilvl="0">
-      <w:startOverride w:val="1"/>
+      <w:startOverride w:val="7"/>
     </w:lvlOverride>
   </w:num>
   <w:num w:numId="183">
     <w:abstractNumId w:val="50"/>
     <w:lvlOverride w:ilvl="0">
-      <w:startOverride w:val="2"/>
+      <w:startOverride w:val="8"/>
     </w:lvlOverride>
   </w:num>
   <w:num w:numId="184">
     <w:abstractNumId w:val="50"/>
     <w:lvlOverride w:ilvl="0">
-      <w:startOverride w:val="3"/>
+      <w:startOverride w:val="9"/>
     </w:lvlOverride>
   </w:num>
   <w:num w:numId="185">
     <w:abstractNumId w:val="50"/>
     <w:lvlOverride w:ilvl="0">
-      <w:startOverride w:val="4"/>
+      <w:startOverride w:val="1"/>
     </w:lvlOverride>
   </w:num>
   <w:num w:numId="186">
     <w:abstractNumId w:val="50"/>
     <w:lvlOverride w:ilvl="0">
-      <w:startOverride w:val="5"/>
+      <w:startOverride w:val="2"/>
     </w:lvlOverride>
   </w:num>
   <w:num w:numId="187">
     <w:abstractNumId w:val="50"/>
     <w:lvlOverride w:ilvl="0">
-      <w:startOverride w:val="6"/>
+      <w:startOverride w:val="3"/>
     </w:lvlOverride>
   </w:num>
   <w:num w:numId="188">
     <w:abstractNumId w:val="50"/>
     <w:lvlOverride w:ilvl="0">
-      <w:startOverride w:val="7"/>
+      <w:startOverride w:val="4"/>
     </w:lvlOverride>
   </w:num>
   <w:num w:numId="189">
     <w:abstractNumId w:val="50"/>
     <w:lvlOverride w:ilvl="0">
-      <w:startOverride w:val="8"/>
+      <w:startOverride w:val="1"/>
     </w:lvlOverride>
   </w:num>
   <w:num w:numId="190">
     <w:abstractNumId w:val="50"/>
     <w:lvlOverride w:ilvl="0">
-      <w:startOverride w:val="9"/>
+      <w:startOverride w:val="2"/>
     </w:lvlOverride>
   </w:num>
   <w:num w:numId="191">
     <w:abstractNumId w:val="50"/>
     <w:lvlOverride w:ilvl="0">
-      <w:startOverride w:val="1"/>
+      <w:startOverride w:val="3"/>
     </w:lvlOverride>
   </w:num>
   <w:num w:numId="192">
     <w:abstractNumId w:val="50"/>
     <w:lvlOverride w:ilvl="0">
-      <w:startOverride w:val="2"/>
+      <w:startOverride w:val="4"/>
     </w:lvlOverride>
   </w:num>
   <w:num w:numId="193">
     <w:abstractNumId w:val="50"/>
     <w:lvlOverride w:ilvl="0">
-      <w:startOverride w:val="3"/>
+      <w:startOverride w:val="5"/>
     </w:lvlOverride>
   </w:num>
   <w:num w:numId="194">
-    <w:abstractNumId w:val="50"/>
-    <w:lvlOverride w:ilvl="0">
-      <w:startOverride w:val="4"/>
-    </w:lvlOverride>
-  </w:num>
-  <w:num w:numId="195">
-    <w:abstractNumId w:val="50"/>
-    <w:lvlOverride w:ilvl="0">
-      <w:startOverride w:val="1"/>
-    </w:lvlOverride>
-  </w:num>
-  <w:num w:numId="196">
-    <w:abstractNumId w:val="50"/>
-    <w:lvlOverride w:ilvl="0">
-      <w:startOverride w:val="2"/>
-    </w:lvlOverride>
-  </w:num>
-  <w:num w:numId="197">
-    <w:abstractNumId w:val="50"/>
-    <w:lvlOverride w:ilvl="0">
-      <w:startOverride w:val="3"/>
-    </w:lvlOverride>
-  </w:num>
-  <w:num w:numId="198">
-    <w:abstractNumId w:val="50"/>
-    <w:lvlOverride w:ilvl="0">
-      <w:startOverride w:val="4"/>
-    </w:lvlOverride>
-  </w:num>
-  <w:num w:numId="199">
-    <w:abstractNumId w:val="50"/>
-    <w:lvlOverride w:ilvl="0">
-      <w:startOverride w:val="5"/>
-    </w:lvlOverride>
-  </w:num>
-  <w:num w:numId="200">
     <w:abstractNumId w:val="50"/>
     <w:lvlOverride w:ilvl="0">
       <w:startOverride w:val="6"/>
